--- a/EXPORTS/DOCX/published/niveau2/Dutch/Museum.docx
+++ b/EXPORTS/DOCX/published/niveau2/Dutch/Museum.docx
@@ -393,6 +393,7 @@
       </w:r>
       <w:r>
         <w:rPr>
+          <w:u w:val="single" w:color="0000ff"/>
           <w:rFonts w:ascii="Charis SIL Regular" w:hAnsi="Charis SIL Regular" w:eastAsia="Charis SIL Regular"/>
           <w:b w:val="0"/>
           <w:i w:val="0"/>
@@ -784,7 +785,6 @@
           <w:i w:val="0"/>
           <w:color w:val="0000FF"/>
           <w:sz w:val="24"/>
-          <w:u w:val="single"/>
         </w:rPr>
         <w:hyperlink r:id="rId12" w:history="1">
           <w:r>
@@ -1699,7 +1699,25 @@
           <w:color w:val="000000"/>
           <w:sz w:val="24"/>
         </w:rPr>
-        <w:t>urhistorische- e</w:t>
+        <w:t>u</w:t>
+      </w:r>
+      <w:r>
+        <w:rPr>
+          <w:u w:val="single" w:color="0000ff"/>
+          <w:rFonts w:ascii="Charis SIL Regular" w:hAnsi="Charis SIL Regular" w:eastAsia="Charis SIL Regular"/>
+          <w:b w:val="0"/>
+          <w:i w:val="0"/>
+          <w:color w:val="000000"/>
+          <w:sz w:val="24"/>
+        </w:rPr>
+        <w:hyperlink r:id="rId18" w:history="1">
+          <w:r>
+            <w:rPr>
+              <w:rStyle w:val="Hyperlink"/>
+            </w:rPr>
+            <w:t>rhistorische- e</w:t>
+          </w:r>
+        </w:hyperlink>
       </w:r>
       <w:r>
         <w:rPr>
@@ -1971,7 +1989,7 @@
           <w:sz w:val="24"/>
           <w:u w:val="single"/>
         </w:rPr>
-        <w:hyperlink r:id="rId19" w:history="1">
+        <w:hyperlink r:id="rId14" w:history="1">
           <w:r>
             <w:rPr>
               <w:rStyle w:val="Hyperlink"/>
@@ -2000,7 +2018,7 @@
           <w:sz w:val="24"/>
           <w:u w:val="single"/>
         </w:rPr>
-        <w:hyperlink r:id="rId19" w:history="1">
+        <w:hyperlink r:id="rId14" w:history="1">
           <w:r>
             <w:rPr>
               <w:rStyle w:val="Hyperlink"/>
@@ -2094,7 +2112,7 @@
           <w:sz w:val="24"/>
           <w:u w:val="single"/>
         </w:rPr>
-        <w:hyperlink r:id="rId19" w:history="1">
+        <w:hyperlink r:id="rId14" w:history="1">
           <w:r>
             <w:rPr>
               <w:rStyle w:val="Hyperlink"/>
@@ -2152,7 +2170,7 @@
           <w:sz w:val="24"/>
           <w:u w:val="single"/>
         </w:rPr>
-        <w:hyperlink r:id="rId19" w:history="1">
+        <w:hyperlink r:id="rId14" w:history="1">
           <w:r>
             <w:rPr>
               <w:rStyle w:val="Hyperlink"/>
@@ -2230,7 +2248,14 @@
           <w:sz w:val="24"/>
           <w:u w:val="single"/>
         </w:rPr>
-        <w:t>Leger- en marineperso</w:t>
+        <w:hyperlink r:id="rId19" w:history="1">
+          <w:r>
+            <w:rPr>
+              <w:rStyle w:val="Hyperlink"/>
+            </w:rPr>
+            <w:t>Le</w:t>
+          </w:r>
+        </w:hyperlink>
       </w:r>
       <w:r>
         <w:rPr>
@@ -2246,7 +2271,7 @@
             <w:rPr>
               <w:rStyle w:val="Hyperlink"/>
             </w:rPr>
-            <w:t>nee</w:t>
+            <w:t>g</w:t>
           </w:r>
         </w:hyperlink>
       </w:r>
@@ -2260,6 +2285,118 @@
           <w:u w:val="single"/>
         </w:rPr>
         <w:hyperlink r:id="rId19" w:history="1">
+          <w:r>
+            <w:rPr>
+              <w:rStyle w:val="Hyperlink"/>
+            </w:rPr>
+            <w:t>er-</w:t>
+          </w:r>
+        </w:hyperlink>
+      </w:r>
+      <w:r>
+        <w:rPr>
+          <w:rFonts w:ascii="Charis SIL Regular" w:hAnsi="Charis SIL Regular" w:eastAsia="Charis SIL Regular"/>
+          <w:b w:val="0"/>
+          <w:i w:val="0"/>
+          <w:color w:val="0000FF"/>
+          <w:sz w:val="24"/>
+          <w:u w:val="single"/>
+        </w:rPr>
+        <w:t xml:space="preserve"> </w:t>
+      </w:r>
+      <w:r>
+        <w:rPr>
+          <w:rFonts w:ascii="Charis SIL Regular" w:hAnsi="Charis SIL Regular" w:eastAsia="Charis SIL Regular"/>
+          <w:b w:val="0"/>
+          <w:i w:val="0"/>
+          <w:color w:val="0000FF"/>
+          <w:sz w:val="24"/>
+          <w:u w:val="single"/>
+        </w:rPr>
+        <w:hyperlink r:id="rId19" w:history="1">
+          <w:r>
+            <w:rPr>
+              <w:rStyle w:val="Hyperlink"/>
+            </w:rPr>
+            <w:t>en</w:t>
+          </w:r>
+        </w:hyperlink>
+      </w:r>
+      <w:r>
+        <w:rPr>
+          <w:rFonts w:ascii="Charis SIL Regular" w:hAnsi="Charis SIL Regular" w:eastAsia="Charis SIL Regular"/>
+          <w:b w:val="0"/>
+          <w:i w:val="0"/>
+          <w:color w:val="0000FF"/>
+          <w:sz w:val="24"/>
+          <w:u w:val="single"/>
+        </w:rPr>
+        <w:t xml:space="preserve"> </w:t>
+      </w:r>
+      <w:r>
+        <w:rPr>
+          <w:rFonts w:ascii="Charis SIL Regular" w:hAnsi="Charis SIL Regular" w:eastAsia="Charis SIL Regular"/>
+          <w:b w:val="0"/>
+          <w:i w:val="0"/>
+          <w:color w:val="0000FF"/>
+          <w:sz w:val="24"/>
+          <w:u w:val="single"/>
+        </w:rPr>
+        <w:hyperlink r:id="rId13" w:history="1">
+          <w:r>
+            <w:rPr>
+              <w:rStyle w:val="Hyperlink"/>
+            </w:rPr>
+            <w:t>ma</w:t>
+          </w:r>
+        </w:hyperlink>
+      </w:r>
+      <w:r>
+        <w:rPr>
+          <w:rFonts w:ascii="Charis SIL Regular" w:hAnsi="Charis SIL Regular" w:eastAsia="Charis SIL Regular"/>
+          <w:b w:val="0"/>
+          <w:i w:val="0"/>
+          <w:color w:val="0000FF"/>
+          <w:sz w:val="24"/>
+          <w:u w:val="single"/>
+        </w:rPr>
+        <w:hyperlink r:id="rId13" w:history="1">
+          <w:r>
+            <w:rPr>
+              <w:rStyle w:val="Hyperlink"/>
+            </w:rPr>
+            <w:t>rineperso</w:t>
+          </w:r>
+        </w:hyperlink>
+      </w:r>
+      <w:r>
+        <w:rPr>
+          <w:rFonts w:ascii="Charis SIL Regular" w:hAnsi="Charis SIL Regular" w:eastAsia="Charis SIL Regular"/>
+          <w:b w:val="0"/>
+          <w:i w:val="0"/>
+          <w:color w:val="0000FF"/>
+          <w:sz w:val="24"/>
+          <w:u w:val="single"/>
+        </w:rPr>
+        <w:hyperlink r:id="rId13" w:history="1">
+          <w:r>
+            <w:rPr>
+              <w:rStyle w:val="Hyperlink"/>
+            </w:rPr>
+            <w:t>nee</w:t>
+          </w:r>
+        </w:hyperlink>
+      </w:r>
+      <w:r>
+        <w:rPr>
+          <w:rFonts w:ascii="Charis SIL Regular" w:hAnsi="Charis SIL Regular" w:eastAsia="Charis SIL Regular"/>
+          <w:b w:val="0"/>
+          <w:i w:val="0"/>
+          <w:color w:val="0000FF"/>
+          <w:sz w:val="24"/>
+          <w:u w:val="single"/>
+        </w:rPr>
+        <w:hyperlink r:id="rId13" w:history="1">
           <w:r>
             <w:rPr>
               <w:rStyle w:val="Hyperlink"/>
@@ -2317,7 +2454,7 @@
           <w:sz w:val="24"/>
           <w:u w:val="single"/>
         </w:rPr>
-        <w:hyperlink r:id="rId19" w:history="1">
+        <w:hyperlink r:id="rId13" w:history="1">
           <w:r>
             <w:rPr>
               <w:rStyle w:val="Hyperlink"/>
@@ -2335,7 +2472,7 @@
           <w:sz w:val="24"/>
           <w:u w:val="single"/>
         </w:rPr>
-        <w:hyperlink r:id="rId19" w:history="1">
+        <w:hyperlink r:id="rId13" w:history="1">
           <w:r>
             <w:rPr>
               <w:rStyle w:val="Hyperlink"/>
@@ -2353,7 +2490,7 @@
           <w:sz w:val="24"/>
           <w:u w:val="single"/>
         </w:rPr>
-        <w:hyperlink r:id="rId19" w:history="1">
+        <w:hyperlink r:id="rId13" w:history="1">
           <w:r>
             <w:rPr>
               <w:rStyle w:val="Hyperlink"/>
@@ -2426,34 +2563,8 @@
           <w:i w:val="0"/>
           <w:color w:val="0000FF"/>
           <w:sz w:val="24"/>
-          <w:u w:val="single"/>
         </w:rPr>
-        <w:hyperlink r:id="rId20" w:history="1">
-          <w:r>
-            <w:rPr>
-              <w:rStyle w:val="Hyperlink"/>
-            </w:rPr>
-            <w:t>Weten</w:t>
-          </w:r>
-        </w:hyperlink>
-      </w:r>
-      <w:r>
-        <w:rPr>
-          <w:rFonts w:ascii="Charis SIL Regular" w:hAnsi="Charis SIL Regular" w:eastAsia="Charis SIL Regular"/>
-          <w:b w:val="0"/>
-          <w:i w:val="0"/>
-          <w:color w:val="0000FF"/>
-          <w:sz w:val="24"/>
-          <w:u w:val="single"/>
-        </w:rPr>
-        <w:hyperlink r:id="rId20" w:history="1">
-          <w:r>
-            <w:rPr>
-              <w:rStyle w:val="Hyperlink"/>
-            </w:rPr>
-            <w:t>s</w:t>
-          </w:r>
-        </w:hyperlink>
+        <w:t>Wetensch</w:t>
       </w:r>
       <w:r>
         <w:rPr>
@@ -2469,24 +2580,6 @@
             <w:rPr>
               <w:rStyle w:val="Hyperlink"/>
             </w:rPr>
-            <w:t>ch</w:t>
-          </w:r>
-        </w:hyperlink>
-      </w:r>
-      <w:r>
-        <w:rPr>
-          <w:rFonts w:ascii="Charis SIL Regular" w:hAnsi="Charis SIL Regular" w:eastAsia="Charis SIL Regular"/>
-          <w:b w:val="0"/>
-          <w:i w:val="0"/>
-          <w:color w:val="0000FF"/>
-          <w:sz w:val="24"/>
-          <w:u w:val="single"/>
-        </w:rPr>
-        <w:hyperlink r:id="rId20" w:history="1">
-          <w:r>
-            <w:rPr>
-              <w:rStyle w:val="Hyperlink"/>
-            </w:rPr>
             <w:t>appelijk</w:t>
           </w:r>
         </w:hyperlink>
@@ -2511,7 +2604,7 @@
           <w:sz w:val="24"/>
           <w:u w:val="single"/>
         </w:rPr>
-        <w:hyperlink r:id="rId20" w:history="1">
+        <w:hyperlink r:id="rId13" w:history="1">
           <w:r>
             <w:rPr>
               <w:rStyle w:val="Hyperlink"/>
@@ -2623,6 +2716,305 @@
           <w:sz w:val="24"/>
           <w:u w:val="single"/>
         </w:rPr>
+        <w:hyperlink r:id="rId13" w:history="1">
+          <w:r>
+            <w:rPr>
+              <w:rStyle w:val="Hyperlink"/>
+            </w:rPr>
+            <w:t>gekoloniseer</w:t>
+          </w:r>
+        </w:hyperlink>
+      </w:r>
+      <w:r>
+        <w:rPr>
+          <w:rFonts w:ascii="Charis SIL Regular" w:hAnsi="Charis SIL Regular" w:eastAsia="Charis SIL Regular"/>
+          <w:b w:val="0"/>
+          <w:i w:val="0"/>
+          <w:color w:val="0000FF"/>
+          <w:sz w:val="24"/>
+          <w:u w:val="single"/>
+        </w:rPr>
+        <w:hyperlink r:id="rId13" w:history="1">
+          <w:r>
+            <w:rPr>
+              <w:rStyle w:val="Hyperlink"/>
+            </w:rPr>
+            <w:t>d</w:t>
+          </w:r>
+        </w:hyperlink>
+      </w:r>
+      <w:r>
+        <w:rPr>
+          <w:rFonts w:ascii="Charis SIL Regular" w:hAnsi="Charis SIL Regular" w:eastAsia="Charis SIL Regular"/>
+          <w:b w:val="0"/>
+          <w:i w:val="0"/>
+          <w:color w:val="0000FF"/>
+          <w:sz w:val="24"/>
+          <w:u w:val="single"/>
+        </w:rPr>
+        <w:hyperlink r:id="rId13" w:history="1">
+          <w:r>
+            <w:rPr>
+              <w:rStyle w:val="Hyperlink"/>
+            </w:rPr>
+            <w:t>e</w:t>
+          </w:r>
+        </w:hyperlink>
+      </w:r>
+      <w:r>
+        <w:rPr>
+          <w:rFonts w:ascii="Charis SIL Regular" w:hAnsi="Charis SIL Regular" w:eastAsia="Charis SIL Regular"/>
+          <w:b w:val="0"/>
+          <w:i w:val="0"/>
+          <w:color w:val="0000FF"/>
+          <w:sz w:val="24"/>
+          <w:u w:val="single"/>
+        </w:rPr>
+        <w:t xml:space="preserve"> </w:t>
+      </w:r>
+      <w:r>
+        <w:rPr>
+          <w:rFonts w:ascii="Charis SIL Regular" w:hAnsi="Charis SIL Regular" w:eastAsia="Charis SIL Regular"/>
+          <w:b w:val="0"/>
+          <w:i w:val="0"/>
+          <w:color w:val="0000FF"/>
+          <w:sz w:val="24"/>
+          <w:u w:val="single"/>
+        </w:rPr>
+        <w:hyperlink r:id="rId13" w:history="1">
+          <w:r>
+            <w:rPr>
+              <w:rStyle w:val="Hyperlink"/>
+            </w:rPr>
+            <w:t>gebied</w:t>
+          </w:r>
+        </w:hyperlink>
+      </w:r>
+      <w:r>
+        <w:rPr>
+          <w:rFonts w:ascii="Charis SIL Regular" w:hAnsi="Charis SIL Regular" w:eastAsia="Charis SIL Regular"/>
+          <w:b w:val="0"/>
+          <w:i w:val="0"/>
+          <w:color w:val="0000FF"/>
+          <w:sz w:val="24"/>
+          <w:u w:val="single"/>
+        </w:rPr>
+        <w:hyperlink r:id="rId20" w:history="1">
+          <w:r>
+            <w:rPr>
+              <w:rStyle w:val="Hyperlink"/>
+            </w:rPr>
+            <w:t>en</w:t>
+          </w:r>
+        </w:hyperlink>
+      </w:r>
+      <w:r>
+        <w:rPr>
+          <w:rFonts w:ascii="Charis SIL Regular" w:hAnsi="Charis SIL Regular" w:eastAsia="Charis SIL Regular"/>
+          <w:b w:val="0"/>
+          <w:i w:val="0"/>
+          <w:color w:val="000000"/>
+          <w:sz w:val="24"/>
+        </w:rPr>
+        <w:t xml:space="preserve">•  </w:t>
+      </w:r>
+      <w:r>
+        <w:rPr>
+          <w:rFonts w:ascii="Charis SIL Regular" w:hAnsi="Charis SIL Regular" w:eastAsia="Charis SIL Regular"/>
+          <w:b w:val="0"/>
+          <w:i w:val="0"/>
+          <w:color w:val="0000FF"/>
+          <w:sz w:val="24"/>
+          <w:u w:val="single"/>
+        </w:rPr>
+        <w:hyperlink r:id="rId20" w:history="1">
+          <w:r>
+            <w:rPr>
+              <w:rStyle w:val="Hyperlink"/>
+            </w:rPr>
+            <w:t>Zendelingen</w:t>
+          </w:r>
+        </w:hyperlink>
+      </w:r>
+      <w:r>
+        <w:rPr>
+          <w:rFonts w:ascii="Charis SIL Regular" w:hAnsi="Charis SIL Regular" w:eastAsia="Charis SIL Regular"/>
+          <w:b w:val="0"/>
+          <w:i w:val="0"/>
+          <w:color w:val="0000FF"/>
+          <w:sz w:val="24"/>
+          <w:u w:val="single"/>
+        </w:rPr>
+        <w:t xml:space="preserve"> </w:t>
+      </w:r>
+      <w:r>
+        <w:rPr>
+          <w:rFonts w:ascii="Charis SIL Regular" w:hAnsi="Charis SIL Regular" w:eastAsia="Charis SIL Regular"/>
+          <w:b w:val="0"/>
+          <w:i w:val="0"/>
+          <w:color w:val="0000FF"/>
+          <w:sz w:val="24"/>
+          <w:u w:val="single"/>
+        </w:rPr>
+        <w:hyperlink r:id="rId20" w:history="1">
+          <w:r>
+            <w:rPr>
+              <w:rStyle w:val="Hyperlink"/>
+            </w:rPr>
+            <w:t>en</w:t>
+          </w:r>
+        </w:hyperlink>
+      </w:r>
+      <w:r>
+        <w:rPr>
+          <w:rFonts w:ascii="Charis SIL Regular" w:hAnsi="Charis SIL Regular" w:eastAsia="Charis SIL Regular"/>
+          <w:b w:val="0"/>
+          <w:i w:val="0"/>
+          <w:color w:val="0000FF"/>
+          <w:sz w:val="24"/>
+          <w:u w:val="single"/>
+        </w:rPr>
+        <w:t xml:space="preserve"> </w:t>
+      </w:r>
+      <w:r>
+        <w:rPr>
+          <w:rFonts w:ascii="Charis SIL Regular" w:hAnsi="Charis SIL Regular" w:eastAsia="Charis SIL Regular"/>
+          <w:b w:val="0"/>
+          <w:i w:val="0"/>
+          <w:color w:val="0000FF"/>
+          <w:sz w:val="24"/>
+          <w:u w:val="single"/>
+        </w:rPr>
+        <w:hyperlink r:id="rId20" w:history="1">
+          <w:r>
+            <w:rPr>
+              <w:rStyle w:val="Hyperlink"/>
+            </w:rPr>
+            <w:t>m</w:t>
+          </w:r>
+        </w:hyperlink>
+      </w:r>
+      <w:r>
+        <w:rPr>
+          <w:rFonts w:ascii="Charis SIL Regular" w:hAnsi="Charis SIL Regular" w:eastAsia="Charis SIL Regular"/>
+          <w:b w:val="0"/>
+          <w:i w:val="0"/>
+          <w:color w:val="0000FF"/>
+          <w:sz w:val="24"/>
+          <w:u w:val="single"/>
+        </w:rPr>
+        <w:hyperlink r:id="rId20" w:history="1">
+          <w:r>
+            <w:rPr>
+              <w:rStyle w:val="Hyperlink"/>
+            </w:rPr>
+            <w:t>i</w:t>
+          </w:r>
+        </w:hyperlink>
+      </w:r>
+      <w:r>
+        <w:rPr>
+          <w:rFonts w:ascii="Charis SIL Regular" w:hAnsi="Charis SIL Regular" w:eastAsia="Charis SIL Regular"/>
+          <w:b w:val="0"/>
+          <w:i w:val="0"/>
+          <w:color w:val="0000FF"/>
+          <w:sz w:val="24"/>
+          <w:u w:val="single"/>
+        </w:rPr>
+        <w:hyperlink r:id="rId20" w:history="1">
+          <w:r>
+            <w:rPr>
+              <w:rStyle w:val="Hyperlink"/>
+            </w:rPr>
+            <w:t>ssionarisse</w:t>
+          </w:r>
+        </w:hyperlink>
+      </w:r>
+      <w:r>
+        <w:rPr>
+          <w:rFonts w:ascii="Charis SIL Regular" w:hAnsi="Charis SIL Regular" w:eastAsia="Charis SIL Regular"/>
+          <w:b w:val="0"/>
+          <w:i w:val="0"/>
+          <w:color w:val="0000FF"/>
+          <w:sz w:val="24"/>
+          <w:u w:val="single"/>
+        </w:rPr>
+        <w:hyperlink r:id="rId20" w:history="1">
+          <w:r>
+            <w:rPr>
+              <w:rStyle w:val="Hyperlink"/>
+            </w:rPr>
+            <w:t>n</w:t>
+          </w:r>
+        </w:hyperlink>
+      </w:r>
+      <w:r>
+        <w:rPr>
+          <w:rFonts w:ascii="Charis SIL Regular" w:hAnsi="Charis SIL Regular" w:eastAsia="Charis SIL Regular"/>
+          <w:b w:val="0"/>
+          <w:i w:val="0"/>
+          <w:color w:val="0000FF"/>
+          <w:sz w:val="24"/>
+          <w:u w:val="single"/>
+        </w:rPr>
+        <w:t xml:space="preserve"> </w:t>
+      </w:r>
+      <w:r>
+        <w:rPr>
+          <w:rFonts w:ascii="Charis SIL Regular" w:hAnsi="Charis SIL Regular" w:eastAsia="Charis SIL Regular"/>
+          <w:b w:val="0"/>
+          <w:i w:val="0"/>
+          <w:color w:val="0000FF"/>
+          <w:sz w:val="24"/>
+          <w:u w:val="single"/>
+        </w:rPr>
+        <w:hyperlink r:id="rId20" w:history="1">
+          <w:r>
+            <w:rPr>
+              <w:rStyle w:val="Hyperlink"/>
+            </w:rPr>
+            <w:t>i</w:t>
+          </w:r>
+        </w:hyperlink>
+      </w:r>
+      <w:r>
+        <w:rPr>
+          <w:rFonts w:ascii="Charis SIL Regular" w:hAnsi="Charis SIL Regular" w:eastAsia="Charis SIL Regular"/>
+          <w:b w:val="0"/>
+          <w:i w:val="0"/>
+          <w:color w:val="0000FF"/>
+          <w:sz w:val="24"/>
+          <w:u w:val="single"/>
+        </w:rPr>
+        <w:hyperlink r:id="rId20" w:history="1">
+          <w:r>
+            <w:rPr>
+              <w:rStyle w:val="Hyperlink"/>
+            </w:rPr>
+            <w:t>n</w:t>
+          </w:r>
+        </w:hyperlink>
+      </w:r>
+      <w:r>
+        <w:rPr>
+          <w:rFonts w:ascii="Charis SIL Regular" w:hAnsi="Charis SIL Regular" w:eastAsia="Charis SIL Regular"/>
+          <w:b w:val="0"/>
+          <w:i w:val="0"/>
+          <w:color w:val="0000FF"/>
+          <w:sz w:val="24"/>
+          <w:u w:val="single"/>
+        </w:rPr>
+        <w:t xml:space="preserve"> </w:t>
+      </w:r>
+      <w:r>
+        <w:rPr>
+          <w:rFonts w:ascii="Charis SIL Regular" w:hAnsi="Charis SIL Regular" w:eastAsia="Charis SIL Regular"/>
+          <w:b w:val="0"/>
+          <w:i w:val="0"/>
+          <w:color w:val="0000FF"/>
+          <w:sz w:val="24"/>
+          <w:u w:val="single"/>
+        </w:rPr>
         <w:hyperlink r:id="rId20" w:history="1">
           <w:r>
             <w:rPr>
@@ -2659,7 +3051,7 @@
           <w:sz w:val="24"/>
           <w:u w:val="single"/>
         </w:rPr>
-        <w:hyperlink r:id="rId13" w:history="1">
+        <w:hyperlink r:id="rId20" w:history="1">
           <w:r>
             <w:rPr>
               <w:rStyle w:val="Hyperlink"/>
@@ -2688,306 +3080,7 @@
           <w:sz w:val="24"/>
           <w:u w:val="single"/>
         </w:rPr>
-        <w:hyperlink r:id="rId13" w:history="1">
-          <w:r>
-            <w:rPr>
-              <w:rStyle w:val="Hyperlink"/>
-            </w:rPr>
-            <w:t>gebied</w:t>
-          </w:r>
-        </w:hyperlink>
-      </w:r>
-      <w:r>
-        <w:rPr>
-          <w:rFonts w:ascii="Charis SIL Regular" w:hAnsi="Charis SIL Regular" w:eastAsia="Charis SIL Regular"/>
-          <w:b w:val="0"/>
-          <w:i w:val="0"/>
-          <w:color w:val="0000FF"/>
-          <w:sz w:val="24"/>
-          <w:u w:val="single"/>
-        </w:rPr>
         <w:hyperlink r:id="rId20" w:history="1">
-          <w:r>
-            <w:rPr>
-              <w:rStyle w:val="Hyperlink"/>
-            </w:rPr>
-            <w:t>en</w:t>
-          </w:r>
-        </w:hyperlink>
-      </w:r>
-      <w:r>
-        <w:rPr>
-          <w:rFonts w:ascii="Charis SIL Regular" w:hAnsi="Charis SIL Regular" w:eastAsia="Charis SIL Regular"/>
-          <w:b w:val="0"/>
-          <w:i w:val="0"/>
-          <w:color w:val="000000"/>
-          <w:sz w:val="24"/>
-        </w:rPr>
-        <w:t xml:space="preserve">•  </w:t>
-      </w:r>
-      <w:r>
-        <w:rPr>
-          <w:rFonts w:ascii="Charis SIL Regular" w:hAnsi="Charis SIL Regular" w:eastAsia="Charis SIL Regular"/>
-          <w:b w:val="0"/>
-          <w:i w:val="0"/>
-          <w:color w:val="0000FF"/>
-          <w:sz w:val="24"/>
-          <w:u w:val="single"/>
-        </w:rPr>
-        <w:hyperlink r:id="rId20" w:history="1">
-          <w:r>
-            <w:rPr>
-              <w:rStyle w:val="Hyperlink"/>
-            </w:rPr>
-            <w:t>Zendelingen</w:t>
-          </w:r>
-        </w:hyperlink>
-      </w:r>
-      <w:r>
-        <w:rPr>
-          <w:rFonts w:ascii="Charis SIL Regular" w:hAnsi="Charis SIL Regular" w:eastAsia="Charis SIL Regular"/>
-          <w:b w:val="0"/>
-          <w:i w:val="0"/>
-          <w:color w:val="0000FF"/>
-          <w:sz w:val="24"/>
-          <w:u w:val="single"/>
-        </w:rPr>
-        <w:t xml:space="preserve"> </w:t>
-      </w:r>
-      <w:r>
-        <w:rPr>
-          <w:rFonts w:ascii="Charis SIL Regular" w:hAnsi="Charis SIL Regular" w:eastAsia="Charis SIL Regular"/>
-          <w:b w:val="0"/>
-          <w:i w:val="0"/>
-          <w:color w:val="0000FF"/>
-          <w:sz w:val="24"/>
-          <w:u w:val="single"/>
-        </w:rPr>
-        <w:hyperlink r:id="rId15" w:history="1">
-          <w:r>
-            <w:rPr>
-              <w:rStyle w:val="Hyperlink"/>
-            </w:rPr>
-            <w:t>en</w:t>
-          </w:r>
-        </w:hyperlink>
-      </w:r>
-      <w:r>
-        <w:rPr>
-          <w:rFonts w:ascii="Charis SIL Regular" w:hAnsi="Charis SIL Regular" w:eastAsia="Charis SIL Regular"/>
-          <w:b w:val="0"/>
-          <w:i w:val="0"/>
-          <w:color w:val="0000FF"/>
-          <w:sz w:val="24"/>
-          <w:u w:val="single"/>
-        </w:rPr>
-        <w:t xml:space="preserve"> </w:t>
-      </w:r>
-      <w:r>
-        <w:rPr>
-          <w:rFonts w:ascii="Charis SIL Regular" w:hAnsi="Charis SIL Regular" w:eastAsia="Charis SIL Regular"/>
-          <w:b w:val="0"/>
-          <w:i w:val="0"/>
-          <w:color w:val="0000FF"/>
-          <w:sz w:val="24"/>
-          <w:u w:val="single"/>
-        </w:rPr>
-        <w:hyperlink r:id="rId20" w:history="1">
-          <w:r>
-            <w:rPr>
-              <w:rStyle w:val="Hyperlink"/>
-            </w:rPr>
-            <w:t>m</w:t>
-          </w:r>
-        </w:hyperlink>
-      </w:r>
-      <w:r>
-        <w:rPr>
-          <w:rFonts w:ascii="Charis SIL Regular" w:hAnsi="Charis SIL Regular" w:eastAsia="Charis SIL Regular"/>
-          <w:b w:val="0"/>
-          <w:i w:val="0"/>
-          <w:color w:val="0000FF"/>
-          <w:sz w:val="24"/>
-          <w:u w:val="single"/>
-        </w:rPr>
-        <w:hyperlink r:id="rId20" w:history="1">
-          <w:r>
-            <w:rPr>
-              <w:rStyle w:val="Hyperlink"/>
-            </w:rPr>
-            <w:t>i</w:t>
-          </w:r>
-        </w:hyperlink>
-      </w:r>
-      <w:r>
-        <w:rPr>
-          <w:rFonts w:ascii="Charis SIL Regular" w:hAnsi="Charis SIL Regular" w:eastAsia="Charis SIL Regular"/>
-          <w:b w:val="0"/>
-          <w:i w:val="0"/>
-          <w:color w:val="0000FF"/>
-          <w:sz w:val="24"/>
-          <w:u w:val="single"/>
-        </w:rPr>
-        <w:hyperlink r:id="rId15" w:history="1">
-          <w:r>
-            <w:rPr>
-              <w:rStyle w:val="Hyperlink"/>
-            </w:rPr>
-            <w:t>ssionarisse</w:t>
-          </w:r>
-        </w:hyperlink>
-      </w:r>
-      <w:r>
-        <w:rPr>
-          <w:rFonts w:ascii="Charis SIL Regular" w:hAnsi="Charis SIL Regular" w:eastAsia="Charis SIL Regular"/>
-          <w:b w:val="0"/>
-          <w:i w:val="0"/>
-          <w:color w:val="0000FF"/>
-          <w:sz w:val="24"/>
-          <w:u w:val="single"/>
-        </w:rPr>
-        <w:hyperlink r:id="rId15" w:history="1">
-          <w:r>
-            <w:rPr>
-              <w:rStyle w:val="Hyperlink"/>
-            </w:rPr>
-            <w:t>n</w:t>
-          </w:r>
-        </w:hyperlink>
-      </w:r>
-      <w:r>
-        <w:rPr>
-          <w:rFonts w:ascii="Charis SIL Regular" w:hAnsi="Charis SIL Regular" w:eastAsia="Charis SIL Regular"/>
-          <w:b w:val="0"/>
-          <w:i w:val="0"/>
-          <w:color w:val="0000FF"/>
-          <w:sz w:val="24"/>
-          <w:u w:val="single"/>
-        </w:rPr>
-        <w:t xml:space="preserve"> </w:t>
-      </w:r>
-      <w:r>
-        <w:rPr>
-          <w:rFonts w:ascii="Charis SIL Regular" w:hAnsi="Charis SIL Regular" w:eastAsia="Charis SIL Regular"/>
-          <w:b w:val="0"/>
-          <w:i w:val="0"/>
-          <w:color w:val="0000FF"/>
-          <w:sz w:val="24"/>
-          <w:u w:val="single"/>
-        </w:rPr>
-        <w:hyperlink r:id="rId15" w:history="1">
-          <w:r>
-            <w:rPr>
-              <w:rStyle w:val="Hyperlink"/>
-            </w:rPr>
-            <w:t>i</w:t>
-          </w:r>
-        </w:hyperlink>
-      </w:r>
-      <w:r>
-        <w:rPr>
-          <w:rFonts w:ascii="Charis SIL Regular" w:hAnsi="Charis SIL Regular" w:eastAsia="Charis SIL Regular"/>
-          <w:b w:val="0"/>
-          <w:i w:val="0"/>
-          <w:color w:val="0000FF"/>
-          <w:sz w:val="24"/>
-          <w:u w:val="single"/>
-        </w:rPr>
-        <w:hyperlink r:id="rId20" w:history="1">
-          <w:r>
-            <w:rPr>
-              <w:rStyle w:val="Hyperlink"/>
-            </w:rPr>
-            <w:t>n</w:t>
-          </w:r>
-        </w:hyperlink>
-      </w:r>
-      <w:r>
-        <w:rPr>
-          <w:rFonts w:ascii="Charis SIL Regular" w:hAnsi="Charis SIL Regular" w:eastAsia="Charis SIL Regular"/>
-          <w:b w:val="0"/>
-          <w:i w:val="0"/>
-          <w:color w:val="0000FF"/>
-          <w:sz w:val="24"/>
-          <w:u w:val="single"/>
-        </w:rPr>
-        <w:t xml:space="preserve"> </w:t>
-      </w:r>
-      <w:r>
-        <w:rPr>
-          <w:rFonts w:ascii="Charis SIL Regular" w:hAnsi="Charis SIL Regular" w:eastAsia="Charis SIL Regular"/>
-          <w:b w:val="0"/>
-          <w:i w:val="0"/>
-          <w:color w:val="0000FF"/>
-          <w:sz w:val="24"/>
-          <w:u w:val="single"/>
-        </w:rPr>
-        <w:hyperlink r:id="rId15" w:history="1">
-          <w:r>
-            <w:rPr>
-              <w:rStyle w:val="Hyperlink"/>
-            </w:rPr>
-            <w:t>gekoloniseer</w:t>
-          </w:r>
-        </w:hyperlink>
-      </w:r>
-      <w:r>
-        <w:rPr>
-          <w:rFonts w:ascii="Charis SIL Regular" w:hAnsi="Charis SIL Regular" w:eastAsia="Charis SIL Regular"/>
-          <w:b w:val="0"/>
-          <w:i w:val="0"/>
-          <w:color w:val="0000FF"/>
-          <w:sz w:val="24"/>
-          <w:u w:val="single"/>
-        </w:rPr>
-        <w:hyperlink r:id="rId15" w:history="1">
-          <w:r>
-            <w:rPr>
-              <w:rStyle w:val="Hyperlink"/>
-            </w:rPr>
-            <w:t>d</w:t>
-          </w:r>
-        </w:hyperlink>
-      </w:r>
-      <w:r>
-        <w:rPr>
-          <w:rFonts w:ascii="Charis SIL Regular" w:hAnsi="Charis SIL Regular" w:eastAsia="Charis SIL Regular"/>
-          <w:b w:val="0"/>
-          <w:i w:val="0"/>
-          <w:color w:val="0000FF"/>
-          <w:sz w:val="24"/>
-          <w:u w:val="single"/>
-        </w:rPr>
-        <w:hyperlink r:id="rId15" w:history="1">
-          <w:r>
-            <w:rPr>
-              <w:rStyle w:val="Hyperlink"/>
-            </w:rPr>
-            <w:t>e</w:t>
-          </w:r>
-        </w:hyperlink>
-      </w:r>
-      <w:r>
-        <w:rPr>
-          <w:rFonts w:ascii="Charis SIL Regular" w:hAnsi="Charis SIL Regular" w:eastAsia="Charis SIL Regular"/>
-          <w:b w:val="0"/>
-          <w:i w:val="0"/>
-          <w:color w:val="0000FF"/>
-          <w:sz w:val="24"/>
-          <w:u w:val="single"/>
-        </w:rPr>
-        <w:t xml:space="preserve"> </w:t>
-      </w:r>
-      <w:r>
-        <w:rPr>
-          <w:rFonts w:ascii="Charis SIL Regular" w:hAnsi="Charis SIL Regular" w:eastAsia="Charis SIL Regular"/>
-          <w:b w:val="0"/>
-          <w:i w:val="0"/>
-          <w:color w:val="0000FF"/>
-          <w:sz w:val="24"/>
-          <w:u w:val="single"/>
-        </w:rPr>
-        <w:hyperlink r:id="rId15" w:history="1">
           <w:r>
             <w:rPr>
               <w:rStyle w:val="Hyperlink"/>

--- a/EXPORTS/DOCX/published/niveau2/Dutch/Museum.docx
+++ b/EXPORTS/DOCX/published/niveau2/Dutch/Museum.docx
@@ -785,6 +785,7 @@
           <w:i w:val="0"/>
           <w:color w:val="0000FF"/>
           <w:sz w:val="24"/>
+          <w:u w:val="single"/>
         </w:rPr>
         <w:hyperlink r:id="rId12" w:history="1">
           <w:r>
@@ -879,14 +880,7 @@
           <w:color w:val="000000"/>
           <w:sz w:val="24"/>
         </w:rPr>
-        <w:hyperlink r:id="rId12" w:history="1">
-          <w:r>
-            <w:rPr>
-              <w:rStyle w:val="Hyperlink"/>
-            </w:rPr>
-            <w:t>rde g</w:t>
-          </w:r>
-        </w:hyperlink>
+        <w:t>rde g</w:t>
       </w:r>
       <w:r>
         <w:rPr>
@@ -1960,14 +1954,7 @@
           <w:sz w:val="24"/>
           <w:u w:val="single"/>
         </w:rPr>
-        <w:hyperlink r:id="rId14" w:history="1">
-          <w:r>
-            <w:rPr>
-              <w:rStyle w:val="Hyperlink"/>
-            </w:rPr>
-            <w:t>De</w:t>
-          </w:r>
-        </w:hyperlink>
+        <w:t>De handel in</w:t>
       </w:r>
       <w:r>
         <w:rPr>
@@ -1989,65 +1976,7 @@
           <w:sz w:val="24"/>
           <w:u w:val="single"/>
         </w:rPr>
-        <w:hyperlink r:id="rId14" w:history="1">
-          <w:r>
-            <w:rPr>
-              <w:rStyle w:val="Hyperlink"/>
-            </w:rPr>
-            <w:t>handel</w:t>
-          </w:r>
-        </w:hyperlink>
-      </w:r>
-      <w:r>
-        <w:rPr>
-          <w:rFonts w:ascii="Charis SIL Regular" w:hAnsi="Charis SIL Regular" w:eastAsia="Charis SIL Regular"/>
-          <w:b w:val="0"/>
-          <w:i w:val="0"/>
-          <w:color w:val="0000FF"/>
-          <w:sz w:val="24"/>
-          <w:u w:val="single"/>
-        </w:rPr>
-        <w:t xml:space="preserve"> </w:t>
-      </w:r>
-      <w:r>
-        <w:rPr>
-          <w:rFonts w:ascii="Charis SIL Regular" w:hAnsi="Charis SIL Regular" w:eastAsia="Charis SIL Regular"/>
-          <w:b w:val="0"/>
-          <w:i w:val="0"/>
-          <w:color w:val="0000FF"/>
-          <w:sz w:val="24"/>
-          <w:u w:val="single"/>
-        </w:rPr>
-        <w:hyperlink r:id="rId14" w:history="1">
-          <w:r>
-            <w:rPr>
-              <w:rStyle w:val="Hyperlink"/>
-            </w:rPr>
-            <w:t>in</w:t>
-          </w:r>
-        </w:hyperlink>
-      </w:r>
-      <w:r>
-        <w:rPr>
-          <w:rFonts w:ascii="Charis SIL Regular" w:hAnsi="Charis SIL Regular" w:eastAsia="Charis SIL Regular"/>
-          <w:b w:val="0"/>
-          <w:i w:val="0"/>
-          <w:color w:val="0000FF"/>
-          <w:sz w:val="24"/>
-          <w:u w:val="single"/>
-        </w:rPr>
-        <w:t xml:space="preserve"> </w:t>
-      </w:r>
-      <w:r>
-        <w:rPr>
-          <w:rFonts w:ascii="Charis SIL Regular" w:hAnsi="Charis SIL Regular" w:eastAsia="Charis SIL Regular"/>
-          <w:b w:val="0"/>
-          <w:i w:val="0"/>
-          <w:color w:val="0000FF"/>
-          <w:sz w:val="24"/>
-          <w:u w:val="single"/>
-        </w:rPr>
-        <w:hyperlink r:id="rId14" w:history="1">
+        <w:hyperlink r:id="rId19" w:history="1">
           <w:r>
             <w:rPr>
               <w:rStyle w:val="Hyperlink"/>
@@ -2083,7 +2012,7 @@
           <w:sz w:val="24"/>
           <w:u w:val="single"/>
         </w:rPr>
-        <w:hyperlink r:id="rId14" w:history="1">
+        <w:hyperlink r:id="rId19" w:history="1">
           <w:r>
             <w:rPr>
               <w:rStyle w:val="Hyperlink"/>
@@ -2102,6 +2031,82 @@
           <w:u w:val="single"/>
         </w:rPr>
         <w:t xml:space="preserve"> </w:t>
+      </w:r>
+      <w:r>
+        <w:rPr>
+          <w:rFonts w:ascii="Charis SIL Regular" w:hAnsi="Charis SIL Regular" w:eastAsia="Charis SIL Regular"/>
+          <w:b w:val="0"/>
+          <w:i w:val="0"/>
+          <w:color w:val="0000FF"/>
+          <w:sz w:val="24"/>
+          <w:u w:val="single"/>
+        </w:rPr>
+        <w:hyperlink r:id="rId19" w:history="1">
+          <w:r>
+            <w:rPr>
+              <w:rStyle w:val="Hyperlink"/>
+            </w:rPr>
+            <w:t>uit</w:t>
+          </w:r>
+        </w:hyperlink>
+      </w:r>
+      <w:r>
+        <w:rPr>
+          <w:rFonts w:ascii="Charis SIL Regular" w:hAnsi="Charis SIL Regular" w:eastAsia="Charis SIL Regular"/>
+          <w:b w:val="0"/>
+          <w:i w:val="0"/>
+          <w:color w:val="0000FF"/>
+          <w:sz w:val="24"/>
+          <w:u w:val="single"/>
+        </w:rPr>
+        <w:t xml:space="preserve"> </w:t>
+      </w:r>
+      <w:r>
+        <w:rPr>
+          <w:rFonts w:ascii="Charis SIL Regular" w:hAnsi="Charis SIL Regular" w:eastAsia="Charis SIL Regular"/>
+          <w:b w:val="0"/>
+          <w:i w:val="0"/>
+          <w:color w:val="0000FF"/>
+          <w:sz w:val="24"/>
+          <w:u w:val="single"/>
+        </w:rPr>
+        <w:hyperlink r:id="rId19" w:history="1">
+          <w:r>
+            <w:rPr>
+              <w:rStyle w:val="Hyperlink"/>
+            </w:rPr>
+            <w:t>een</w:t>
+          </w:r>
+        </w:hyperlink>
+      </w:r>
+      <w:r>
+        <w:rPr>
+          <w:rFonts w:ascii="Charis SIL Regular" w:hAnsi="Charis SIL Regular" w:eastAsia="Charis SIL Regular"/>
+          <w:b w:val="0"/>
+          <w:i w:val="0"/>
+          <w:color w:val="0000FF"/>
+          <w:sz w:val="24"/>
+          <w:u w:val="single"/>
+        </w:rPr>
+        <w:t xml:space="preserve"> </w:t>
+      </w:r>
+      <w:r>
+        <w:rPr>
+          <w:rFonts w:ascii="Charis SIL Regular" w:hAnsi="Charis SIL Regular" w:eastAsia="Charis SIL Regular"/>
+          <w:b w:val="0"/>
+          <w:i w:val="0"/>
+          <w:color w:val="0000FF"/>
+          <w:sz w:val="24"/>
+          <w:u w:val="single"/>
+        </w:rPr>
+        <w:hyperlink r:id="rId19" w:history="1">
+          <w:r>
+            <w:rPr>
+              <w:rStyle w:val="Hyperlink"/>
+            </w:rPr>
+            <w:t>k</w:t>
+          </w:r>
+        </w:hyperlink>
       </w:r>
       <w:r>
         <w:rPr>
@@ -2117,96 +2122,9 @@
             <w:rPr>
               <w:rStyle w:val="Hyperlink"/>
             </w:rPr>
-            <w:t>uit</w:t>
+            <w:t xml:space="preserve">oloniale </w:t>
           </w:r>
         </w:hyperlink>
-      </w:r>
-      <w:r>
-        <w:rPr>
-          <w:rFonts w:ascii="Charis SIL Regular" w:hAnsi="Charis SIL Regular" w:eastAsia="Charis SIL Regular"/>
-          <w:b w:val="0"/>
-          <w:i w:val="0"/>
-          <w:color w:val="0000FF"/>
-          <w:sz w:val="24"/>
-          <w:u w:val="single"/>
-        </w:rPr>
-        <w:t xml:space="preserve"> </w:t>
-      </w:r>
-      <w:r>
-        <w:rPr>
-          <w:rFonts w:ascii="Charis SIL Regular" w:hAnsi="Charis SIL Regular" w:eastAsia="Charis SIL Regular"/>
-          <w:b w:val="0"/>
-          <w:i w:val="0"/>
-          <w:color w:val="0000FF"/>
-          <w:sz w:val="24"/>
-          <w:u w:val="single"/>
-        </w:rPr>
-        <w:hyperlink r:id="rId14" w:history="1">
-          <w:r>
-            <w:rPr>
-              <w:rStyle w:val="Hyperlink"/>
-            </w:rPr>
-            <w:t>een</w:t>
-          </w:r>
-        </w:hyperlink>
-      </w:r>
-      <w:r>
-        <w:rPr>
-          <w:rFonts w:ascii="Charis SIL Regular" w:hAnsi="Charis SIL Regular" w:eastAsia="Charis SIL Regular"/>
-          <w:b w:val="0"/>
-          <w:i w:val="0"/>
-          <w:color w:val="0000FF"/>
-          <w:sz w:val="24"/>
-          <w:u w:val="single"/>
-        </w:rPr>
-        <w:t xml:space="preserve"> </w:t>
-      </w:r>
-      <w:r>
-        <w:rPr>
-          <w:rFonts w:ascii="Charis SIL Regular" w:hAnsi="Charis SIL Regular" w:eastAsia="Charis SIL Regular"/>
-          <w:b w:val="0"/>
-          <w:i w:val="0"/>
-          <w:color w:val="0000FF"/>
-          <w:sz w:val="24"/>
-          <w:u w:val="single"/>
-        </w:rPr>
-        <w:hyperlink r:id="rId14" w:history="1">
-          <w:r>
-            <w:rPr>
-              <w:rStyle w:val="Hyperlink"/>
-            </w:rPr>
-            <w:t>k</w:t>
-          </w:r>
-        </w:hyperlink>
-      </w:r>
-      <w:r>
-        <w:rPr>
-          <w:rFonts w:ascii="Charis SIL Regular" w:hAnsi="Charis SIL Regular" w:eastAsia="Charis SIL Regular"/>
-          <w:b w:val="0"/>
-          <w:i w:val="0"/>
-          <w:color w:val="0000FF"/>
-          <w:sz w:val="24"/>
-          <w:u w:val="single"/>
-        </w:rPr>
-        <w:hyperlink r:id="rId14" w:history="1">
-          <w:r>
-            <w:rPr>
-              <w:rStyle w:val="Hyperlink"/>
-            </w:rPr>
-            <w:t>oloniale</w:t>
-          </w:r>
-        </w:hyperlink>
-      </w:r>
-      <w:r>
-        <w:rPr>
-          <w:rFonts w:ascii="Charis SIL Regular" w:hAnsi="Charis SIL Regular" w:eastAsia="Charis SIL Regular"/>
-          <w:b w:val="0"/>
-          <w:i w:val="0"/>
-          <w:color w:val="0000FF"/>
-          <w:sz w:val="24"/>
-          <w:u w:val="single"/>
-        </w:rPr>
-        <w:t xml:space="preserve"> </w:t>
       </w:r>
       <w:r>
         <w:rPr>
@@ -2248,7 +2166,7 @@
           <w:sz w:val="24"/>
           <w:u w:val="single"/>
         </w:rPr>
-        <w:hyperlink r:id="rId19" w:history="1">
+        <w:hyperlink r:id="rId13" w:history="1">
           <w:r>
             <w:rPr>
               <w:rStyle w:val="Hyperlink"/>
@@ -2716,7 +2634,7 @@
           <w:sz w:val="24"/>
           <w:u w:val="single"/>
         </w:rPr>
-        <w:hyperlink r:id="rId13" w:history="1">
+        <w:hyperlink r:id="rId20" w:history="1">
           <w:r>
             <w:rPr>
               <w:rStyle w:val="Hyperlink"/>
@@ -2734,7 +2652,7 @@
           <w:sz w:val="24"/>
           <w:u w:val="single"/>
         </w:rPr>
-        <w:hyperlink r:id="rId13" w:history="1">
+        <w:hyperlink r:id="rId20" w:history="1">
           <w:r>
             <w:rPr>
               <w:rStyle w:val="Hyperlink"/>
@@ -2752,7 +2670,7 @@
           <w:sz w:val="24"/>
           <w:u w:val="single"/>
         </w:rPr>
-        <w:hyperlink r:id="rId13" w:history="1">
+        <w:hyperlink r:id="rId20" w:history="1">
           <w:r>
             <w:rPr>
               <w:rStyle w:val="Hyperlink"/>
@@ -2781,7 +2699,7 @@
           <w:sz w:val="24"/>
           <w:u w:val="single"/>
         </w:rPr>
-        <w:hyperlink r:id="rId13" w:history="1">
+        <w:hyperlink r:id="rId20" w:history="1">
           <w:r>
             <w:rPr>
               <w:rStyle w:val="Hyperlink"/>
@@ -2827,7 +2745,7 @@
           <w:sz w:val="24"/>
           <w:u w:val="single"/>
         </w:rPr>
-        <w:hyperlink r:id="rId20" w:history="1">
+        <w:hyperlink r:id="rId15" w:history="1">
           <w:r>
             <w:rPr>
               <w:rStyle w:val="Hyperlink"/>
@@ -2885,7 +2803,7 @@
           <w:sz w:val="24"/>
           <w:u w:val="single"/>
         </w:rPr>
-        <w:hyperlink r:id="rId20" w:history="1">
+        <w:hyperlink r:id="rId15" w:history="1">
           <w:r>
             <w:rPr>
               <w:rStyle w:val="Hyperlink"/>
@@ -2903,7 +2821,7 @@
           <w:sz w:val="24"/>
           <w:u w:val="single"/>
         </w:rPr>
-        <w:hyperlink r:id="rId20" w:history="1">
+        <w:hyperlink r:id="rId15" w:history="1">
           <w:r>
             <w:rPr>
               <w:rStyle w:val="Hyperlink"/>
@@ -2937,27 +2855,8 @@
           <w:i w:val="0"/>
           <w:color w:val="0000FF"/>
           <w:sz w:val="24"/>
-          <w:u w:val="single"/>
         </w:rPr>
-        <w:hyperlink r:id="rId20" w:history="1">
-          <w:r>
-            <w:rPr>
-              <w:rStyle w:val="Hyperlink"/>
-            </w:rPr>
-            <w:t>n</w:t>
-          </w:r>
-        </w:hyperlink>
-      </w:r>
-      <w:r>
-        <w:rPr>
-          <w:rFonts w:ascii="Charis SIL Regular" w:hAnsi="Charis SIL Regular" w:eastAsia="Charis SIL Regular"/>
-          <w:b w:val="0"/>
-          <w:i w:val="0"/>
-          <w:color w:val="0000FF"/>
-          <w:sz w:val="24"/>
-          <w:u w:val="single"/>
-        </w:rPr>
-        <w:t xml:space="preserve"> </w:t>
+        <w:t xml:space="preserve">n </w:t>
       </w:r>
       <w:r>
         <w:rPr>
